--- a/paper/tact_parameters_zh.docx
+++ b/paper/tact_parameters_zh.docx
@@ -1217,7 +1217,7 @@
               <w:rPr>
                 <w:rFonts w:hint="eastAsia"/>
               </w:rPr>
-              <w:t xml:space="preserve">正在被評分的某個候選答案</w:t>
+              <w:t xml:space="preserve">目前評分中的候選答案</w:t>
             </w:r>
           </w:p>
         </w:tc>
@@ -4884,7 +4884,7 @@
         <w:rPr>
           <w:rFonts w:hint="eastAsia"/>
         </w:rPr>
-        <w:t xml:space="preserve">被標準化成</w:t>
+        <w:t xml:space="preserve">標準化的對象是</w:t>
       </w:r>
       <w:r>
         <w:rPr>
@@ -5685,7 +5685,7 @@
       </w:r>
     </w:p>
     <w:bookmarkEnd w:id="18"/>
-    <w:bookmarkStart w:id="19" w:name="十完整數值走查真實實驗數據"/>
+    <w:bookmarkStart w:id="19" w:name="十完整數值走查真實實驗資料"/>
     <w:p>
       <w:pPr>
         <w:pStyle w:val="Heading2"/>
@@ -5694,7 +5694,7 @@
         <w:rPr>
           <w:rFonts w:hint="eastAsia"/>
         </w:rPr>
-        <w:t xml:space="preserve">十、完整數值走查（真實實驗數據）</w:t>
+        <w:t xml:space="preserve">十、完整數值走查（真實實驗資料）</w:t>
       </w:r>
     </w:p>
     <w:tbl>

--- a/paper/tact_parameters_zh.docx
+++ b/paper/tact_parameters_zh.docx
@@ -4130,7 +4130,7 @@
         <w:rPr>
           <w:rFonts w:hint="eastAsia"/>
         </w:rPr>
-        <w:t xml:space="preserve">下的經驗貝氏後驗均值（代入</w:t>
+        <w:t xml:space="preserve">下的經驗貝氏後驗平均值（代入</w:t>
       </w:r>
       <w:r>
         <w:t xml:space="preserve"> </w:t>
